--- a/deliveries/2026-09-02/02_Procurement_Guides/GUIDE_20260902_03_Verify_China_Car_Export_Supplier.docx
+++ b/deliveries/2026-09-02/02_Procurement_Guides/GUIDE_20260902_03_Verify_China_Car_Export_Supplier.docx
@@ -553,6 +553,55 @@
         <w:pStyle w:val="Heading1"/>
       </w:pPr>
       <w:r>
+        <w:t>What AutoBridge Adds Beyond a Business-License Screenshot</w:t>
+      </w:r>
+    </w:p>
+    <w:p>
+      <w:r>
+        <w:t xml:space="preserve">A license scan proves a company exists, not that it may export </w:t>
+      </w:r>
+      <w:r>
+        <w:rPr>
+          <w:i/>
+        </w:rPr>
+        <w:t>your</w:t>
+      </w:r>
+      <w:r>
+        <w:t xml:space="preserve"> vehicle. AutoBridge cross-checks the counterparty against the </w:t>
+      </w:r>
+      <w:r>
+        <w:rPr>
+          <w:b/>
+        </w:rPr>
+        <w:t>current-year MOFCOM qualified list</w:t>
+      </w:r>
+      <w:r>
+        <w:t xml:space="preserve"> (2026 application under 商办贸函〔2025〕408号; pure-EV passenger licensing from 2026-01-01 under joint Announcement No. 54), reconstructs the </w:t>
+      </w:r>
+      <w:r>
+        <w:rPr>
+          <w:b/>
+        </w:rPr>
+        <w:t>brand-authorisation chain to the OEM</w:t>
+      </w:r>
+      <w:r>
+        <w:t xml:space="preserve">, and runs a </w:t>
+      </w:r>
+      <w:r>
+        <w:rPr>
+          <w:b/>
+        </w:rPr>
+        <w:t>contract/invoice/bank-account name match</w:t>
+      </w:r>
+      <w:r>
+        <w:t xml:space="preserve"> before deposit — the three checks that distinguish an authorised exporter from a trading shell.</w:t>
+      </w:r>
+    </w:p>
+    <w:p>
+      <w:pPr>
+        <w:pStyle w:val="Heading1"/>
+      </w:pPr>
+      <w:r>
         <w:t>A Practical Eight-Step Sequence</w:t>
       </w:r>
     </w:p>
@@ -738,17 +787,18 @@
         <w:tblLook w:firstColumn="1" w:firstRow="1" w:lastColumn="0" w:lastRow="0" w:noHBand="0" w:noVBand="1" w:val="04A0"/>
       </w:tblPr>
       <w:tblGrid>
-        <w:gridCol w:w="1440"/>
-        <w:gridCol w:w="1440"/>
-        <w:gridCol w:w="1440"/>
-        <w:gridCol w:w="1440"/>
-        <w:gridCol w:w="1440"/>
-        <w:gridCol w:w="1440"/>
+        <w:gridCol w:w="1234"/>
+        <w:gridCol w:w="1234"/>
+        <w:gridCol w:w="1234"/>
+        <w:gridCol w:w="1234"/>
+        <w:gridCol w:w="1234"/>
+        <w:gridCol w:w="1234"/>
+        <w:gridCol w:w="1234"/>
       </w:tblGrid>
       <w:tr>
         <w:tc>
           <w:tcPr>
-            <w:tcW w:type="dxa" w:w="1440"/>
+            <w:tcW w:type="dxa" w:w="1234"/>
             <w:shd w:val="clear" w:fill="EAF0F6"/>
           </w:tcPr>
           <w:p>
@@ -769,7 +819,7 @@
         </w:tc>
         <w:tc>
           <w:tcPr>
-            <w:tcW w:type="dxa" w:w="1440"/>
+            <w:tcW w:type="dxa" w:w="1234"/>
             <w:shd w:val="clear" w:fill="EAF0F6"/>
           </w:tcPr>
           <w:p>
@@ -790,7 +840,7 @@
         </w:tc>
         <w:tc>
           <w:tcPr>
-            <w:tcW w:type="dxa" w:w="1440"/>
+            <w:tcW w:type="dxa" w:w="1234"/>
             <w:shd w:val="clear" w:fill="EAF0F6"/>
           </w:tcPr>
           <w:p>
@@ -811,7 +861,7 @@
         </w:tc>
         <w:tc>
           <w:tcPr>
-            <w:tcW w:type="dxa" w:w="1440"/>
+            <w:tcW w:type="dxa" w:w="1234"/>
             <w:shd w:val="clear" w:fill="EAF0F6"/>
           </w:tcPr>
           <w:p>
@@ -832,7 +882,7 @@
         </w:tc>
         <w:tc>
           <w:tcPr>
-            <w:tcW w:type="dxa" w:w="1440"/>
+            <w:tcW w:type="dxa" w:w="1234"/>
             <w:shd w:val="clear" w:fill="EAF0F6"/>
           </w:tcPr>
           <w:p>
@@ -853,7 +903,28 @@
         </w:tc>
         <w:tc>
           <w:tcPr>
-            <w:tcW w:type="dxa" w:w="1440"/>
+            <w:tcW w:type="dxa" w:w="1234"/>
+            <w:shd w:val="clear" w:fill="EAF0F6"/>
+          </w:tcPr>
+          <w:p>
+            <w:r>
+              <w:rPr>
+                <w:b/>
+                <w:sz w:val="20"/>
+              </w:rPr>
+            </w:r>
+            <w:r>
+              <w:rPr>
+                <w:b/>
+                <w:sz w:val="20"/>
+              </w:rPr>
+              <w:t>Confidence</w:t>
+            </w:r>
+          </w:p>
+        </w:tc>
+        <w:tc>
+          <w:tcPr>
+            <w:tcW w:type="dxa" w:w="1234"/>
             <w:shd w:val="clear" w:fill="EAF0F6"/>
           </w:tcPr>
           <w:p>
@@ -876,7 +947,7 @@
       <w:tr>
         <w:tc>
           <w:tcPr>
-            <w:tcW w:type="dxa" w:w="1440"/>
+            <w:tcW w:type="dxa" w:w="1234"/>
           </w:tcPr>
           <w:p>
             <w:r>
@@ -894,7 +965,7 @@
         </w:tc>
         <w:tc>
           <w:tcPr>
-            <w:tcW w:type="dxa" w:w="1440"/>
+            <w:tcW w:type="dxa" w:w="1234"/>
           </w:tcPr>
           <w:p>
             <w:r>
@@ -912,7 +983,7 @@
         </w:tc>
         <w:tc>
           <w:tcPr>
-            <w:tcW w:type="dxa" w:w="1440"/>
+            <w:tcW w:type="dxa" w:w="1234"/>
           </w:tcPr>
           <w:p>
             <w:r>
@@ -930,7 +1001,7 @@
         </w:tc>
         <w:tc>
           <w:tcPr>
-            <w:tcW w:type="dxa" w:w="1440"/>
+            <w:tcW w:type="dxa" w:w="1234"/>
           </w:tcPr>
           <w:p>
             <w:r>
@@ -948,7 +1019,7 @@
         </w:tc>
         <w:tc>
           <w:tcPr>
-            <w:tcW w:type="dxa" w:w="1440"/>
+            <w:tcW w:type="dxa" w:w="1234"/>
           </w:tcPr>
           <w:p>
             <w:r>
@@ -966,7 +1037,25 @@
         </w:tc>
         <w:tc>
           <w:tcPr>
-            <w:tcW w:type="dxa" w:w="1440"/>
+            <w:tcW w:type="dxa" w:w="1234"/>
+          </w:tcPr>
+          <w:p>
+            <w:r>
+              <w:rPr>
+                <w:sz w:val="20"/>
+              </w:rPr>
+            </w:r>
+            <w:r>
+              <w:rPr>
+                <w:sz w:val="20"/>
+              </w:rPr>
+              <w:t>VERIFIED</w:t>
+            </w:r>
+          </w:p>
+        </w:tc>
+        <w:tc>
+          <w:tcPr>
+            <w:tcW w:type="dxa" w:w="1234"/>
           </w:tcPr>
           <w:p>
             <w:r>
@@ -986,7 +1075,7 @@
       <w:tr>
         <w:tc>
           <w:tcPr>
-            <w:tcW w:type="dxa" w:w="1440"/>
+            <w:tcW w:type="dxa" w:w="1234"/>
           </w:tcPr>
           <w:p>
             <w:r>
@@ -1004,7 +1093,7 @@
         </w:tc>
         <w:tc>
           <w:tcPr>
-            <w:tcW w:type="dxa" w:w="1440"/>
+            <w:tcW w:type="dxa" w:w="1234"/>
           </w:tcPr>
           <w:p>
             <w:r>
@@ -1022,7 +1111,7 @@
         </w:tc>
         <w:tc>
           <w:tcPr>
-            <w:tcW w:type="dxa" w:w="1440"/>
+            <w:tcW w:type="dxa" w:w="1234"/>
           </w:tcPr>
           <w:p>
             <w:r>
@@ -1040,7 +1129,7 @@
         </w:tc>
         <w:tc>
           <w:tcPr>
-            <w:tcW w:type="dxa" w:w="1440"/>
+            <w:tcW w:type="dxa" w:w="1234"/>
           </w:tcPr>
           <w:p>
             <w:r>
@@ -1058,7 +1147,7 @@
         </w:tc>
         <w:tc>
           <w:tcPr>
-            <w:tcW w:type="dxa" w:w="1440"/>
+            <w:tcW w:type="dxa" w:w="1234"/>
           </w:tcPr>
           <w:p>
             <w:r>
@@ -1076,7 +1165,25 @@
         </w:tc>
         <w:tc>
           <w:tcPr>
-            <w:tcW w:type="dxa" w:w="1440"/>
+            <w:tcW w:type="dxa" w:w="1234"/>
+          </w:tcPr>
+          <w:p>
+            <w:r>
+              <w:rPr>
+                <w:sz w:val="20"/>
+              </w:rPr>
+            </w:r>
+            <w:r>
+              <w:rPr>
+                <w:sz w:val="20"/>
+              </w:rPr>
+              <w:t>VERIFIED</w:t>
+            </w:r>
+          </w:p>
+        </w:tc>
+        <w:tc>
+          <w:tcPr>
+            <w:tcW w:type="dxa" w:w="1234"/>
           </w:tcPr>
           <w:p>
             <w:r>
@@ -1096,7 +1203,7 @@
       <w:tr>
         <w:tc>
           <w:tcPr>
-            <w:tcW w:type="dxa" w:w="1440"/>
+            <w:tcW w:type="dxa" w:w="1234"/>
           </w:tcPr>
           <w:p>
             <w:r>
@@ -1114,7 +1221,7 @@
         </w:tc>
         <w:tc>
           <w:tcPr>
-            <w:tcW w:type="dxa" w:w="1440"/>
+            <w:tcW w:type="dxa" w:w="1234"/>
           </w:tcPr>
           <w:p>
             <w:r>
@@ -1132,7 +1239,7 @@
         </w:tc>
         <w:tc>
           <w:tcPr>
-            <w:tcW w:type="dxa" w:w="1440"/>
+            <w:tcW w:type="dxa" w:w="1234"/>
           </w:tcPr>
           <w:p>
             <w:r>
@@ -1150,7 +1257,7 @@
         </w:tc>
         <w:tc>
           <w:tcPr>
-            <w:tcW w:type="dxa" w:w="1440"/>
+            <w:tcW w:type="dxa" w:w="1234"/>
           </w:tcPr>
           <w:p>
             <w:r>
@@ -1168,7 +1275,7 @@
         </w:tc>
         <w:tc>
           <w:tcPr>
-            <w:tcW w:type="dxa" w:w="1440"/>
+            <w:tcW w:type="dxa" w:w="1234"/>
           </w:tcPr>
           <w:p>
             <w:r>
@@ -1186,7 +1293,25 @@
         </w:tc>
         <w:tc>
           <w:tcPr>
-            <w:tcW w:type="dxa" w:w="1440"/>
+            <w:tcW w:type="dxa" w:w="1234"/>
+          </w:tcPr>
+          <w:p>
+            <w:r>
+              <w:rPr>
+                <w:sz w:val="20"/>
+              </w:rPr>
+            </w:r>
+            <w:r>
+              <w:rPr>
+                <w:sz w:val="20"/>
+              </w:rPr>
+              <w:t>CROSS_CHECKED</w:t>
+            </w:r>
+          </w:p>
+        </w:tc>
+        <w:tc>
+          <w:tcPr>
+            <w:tcW w:type="dxa" w:w="1234"/>
           </w:tcPr>
           <w:p>
             <w:r>
@@ -1206,7 +1331,7 @@
       <w:tr>
         <w:tc>
           <w:tcPr>
-            <w:tcW w:type="dxa" w:w="1440"/>
+            <w:tcW w:type="dxa" w:w="1234"/>
           </w:tcPr>
           <w:p>
             <w:r>
@@ -1224,7 +1349,7 @@
         </w:tc>
         <w:tc>
           <w:tcPr>
-            <w:tcW w:type="dxa" w:w="1440"/>
+            <w:tcW w:type="dxa" w:w="1234"/>
           </w:tcPr>
           <w:p>
             <w:r>
@@ -1242,7 +1367,7 @@
         </w:tc>
         <w:tc>
           <w:tcPr>
-            <w:tcW w:type="dxa" w:w="1440"/>
+            <w:tcW w:type="dxa" w:w="1234"/>
           </w:tcPr>
           <w:p>
             <w:r>
@@ -1260,7 +1385,7 @@
         </w:tc>
         <w:tc>
           <w:tcPr>
-            <w:tcW w:type="dxa" w:w="1440"/>
+            <w:tcW w:type="dxa" w:w="1234"/>
           </w:tcPr>
           <w:p>
             <w:r>
@@ -1278,7 +1403,7 @@
         </w:tc>
         <w:tc>
           <w:tcPr>
-            <w:tcW w:type="dxa" w:w="1440"/>
+            <w:tcW w:type="dxa" w:w="1234"/>
           </w:tcPr>
           <w:p>
             <w:r>
@@ -1296,7 +1421,25 @@
         </w:tc>
         <w:tc>
           <w:tcPr>
-            <w:tcW w:type="dxa" w:w="1440"/>
+            <w:tcW w:type="dxa" w:w="1234"/>
+          </w:tcPr>
+          <w:p>
+            <w:r>
+              <w:rPr>
+                <w:sz w:val="20"/>
+              </w:rPr>
+            </w:r>
+            <w:r>
+              <w:rPr>
+                <w:sz w:val="20"/>
+              </w:rPr>
+              <w:t>CROSS_CHECKED</w:t>
+            </w:r>
+          </w:p>
+        </w:tc>
+        <w:tc>
+          <w:tcPr>
+            <w:tcW w:type="dxa" w:w="1234"/>
           </w:tcPr>
           <w:p>
             <w:r>
@@ -1316,7 +1459,7 @@
       <w:tr>
         <w:tc>
           <w:tcPr>
-            <w:tcW w:type="dxa" w:w="1440"/>
+            <w:tcW w:type="dxa" w:w="1234"/>
           </w:tcPr>
           <w:p>
             <w:r>
@@ -1334,7 +1477,7 @@
         </w:tc>
         <w:tc>
           <w:tcPr>
-            <w:tcW w:type="dxa" w:w="1440"/>
+            <w:tcW w:type="dxa" w:w="1234"/>
           </w:tcPr>
           <w:p>
             <w:r>
@@ -1352,7 +1495,7 @@
         </w:tc>
         <w:tc>
           <w:tcPr>
-            <w:tcW w:type="dxa" w:w="1440"/>
+            <w:tcW w:type="dxa" w:w="1234"/>
           </w:tcPr>
           <w:p>
             <w:r>
@@ -1370,7 +1513,7 @@
         </w:tc>
         <w:tc>
           <w:tcPr>
-            <w:tcW w:type="dxa" w:w="1440"/>
+            <w:tcW w:type="dxa" w:w="1234"/>
           </w:tcPr>
           <w:p>
             <w:r>
@@ -1388,7 +1531,7 @@
         </w:tc>
         <w:tc>
           <w:tcPr>
-            <w:tcW w:type="dxa" w:w="1440"/>
+            <w:tcW w:type="dxa" w:w="1234"/>
           </w:tcPr>
           <w:p>
             <w:r>
@@ -1406,7 +1549,25 @@
         </w:tc>
         <w:tc>
           <w:tcPr>
-            <w:tcW w:type="dxa" w:w="1440"/>
+            <w:tcW w:type="dxa" w:w="1234"/>
+          </w:tcPr>
+          <w:p>
+            <w:r>
+              <w:rPr>
+                <w:sz w:val="20"/>
+              </w:rPr>
+            </w:r>
+            <w:r>
+              <w:rPr>
+                <w:sz w:val="20"/>
+              </w:rPr>
+              <w:t>CROSS_CHECKED</w:t>
+            </w:r>
+          </w:p>
+        </w:tc>
+        <w:tc>
+          <w:tcPr>
+            <w:tcW w:type="dxa" w:w="1234"/>
           </w:tcPr>
           <w:p>
             <w:r>
@@ -1426,7 +1587,7 @@
       <w:tr>
         <w:tc>
           <w:tcPr>
-            <w:tcW w:type="dxa" w:w="1440"/>
+            <w:tcW w:type="dxa" w:w="1234"/>
           </w:tcPr>
           <w:p>
             <w:r>
@@ -1444,7 +1605,7 @@
         </w:tc>
         <w:tc>
           <w:tcPr>
-            <w:tcW w:type="dxa" w:w="1440"/>
+            <w:tcW w:type="dxa" w:w="1234"/>
           </w:tcPr>
           <w:p>
             <w:r>
@@ -1462,7 +1623,7 @@
         </w:tc>
         <w:tc>
           <w:tcPr>
-            <w:tcW w:type="dxa" w:w="1440"/>
+            <w:tcW w:type="dxa" w:w="1234"/>
           </w:tcPr>
           <w:p>
             <w:r>
@@ -1480,7 +1641,7 @@
         </w:tc>
         <w:tc>
           <w:tcPr>
-            <w:tcW w:type="dxa" w:w="1440"/>
+            <w:tcW w:type="dxa" w:w="1234"/>
           </w:tcPr>
           <w:p>
             <w:r>
@@ -1498,7 +1659,7 @@
         </w:tc>
         <w:tc>
           <w:tcPr>
-            <w:tcW w:type="dxa" w:w="1440"/>
+            <w:tcW w:type="dxa" w:w="1234"/>
           </w:tcPr>
           <w:p>
             <w:r>
@@ -1516,7 +1677,25 @@
         </w:tc>
         <w:tc>
           <w:tcPr>
-            <w:tcW w:type="dxa" w:w="1440"/>
+            <w:tcW w:type="dxa" w:w="1234"/>
+          </w:tcPr>
+          <w:p>
+            <w:r>
+              <w:rPr>
+                <w:sz w:val="20"/>
+              </w:rPr>
+            </w:r>
+            <w:r>
+              <w:rPr>
+                <w:sz w:val="20"/>
+              </w:rPr>
+              <w:t>CROSS_CHECKED</w:t>
+            </w:r>
+          </w:p>
+        </w:tc>
+        <w:tc>
+          <w:tcPr>
+            <w:tcW w:type="dxa" w:w="1234"/>
           </w:tcPr>
           <w:p>
             <w:r>
@@ -1536,7 +1715,7 @@
       <w:tr>
         <w:tc>
           <w:tcPr>
-            <w:tcW w:type="dxa" w:w="1440"/>
+            <w:tcW w:type="dxa" w:w="1234"/>
           </w:tcPr>
           <w:p>
             <w:r>
@@ -1554,7 +1733,7 @@
         </w:tc>
         <w:tc>
           <w:tcPr>
-            <w:tcW w:type="dxa" w:w="1440"/>
+            <w:tcW w:type="dxa" w:w="1234"/>
           </w:tcPr>
           <w:p>
             <w:r>
@@ -1572,7 +1751,7 @@
         </w:tc>
         <w:tc>
           <w:tcPr>
-            <w:tcW w:type="dxa" w:w="1440"/>
+            <w:tcW w:type="dxa" w:w="1234"/>
           </w:tcPr>
           <w:p>
             <w:r>
@@ -1590,7 +1769,7 @@
         </w:tc>
         <w:tc>
           <w:tcPr>
-            <w:tcW w:type="dxa" w:w="1440"/>
+            <w:tcW w:type="dxa" w:w="1234"/>
           </w:tcPr>
           <w:p>
             <w:r>
@@ -1608,7 +1787,7 @@
         </w:tc>
         <w:tc>
           <w:tcPr>
-            <w:tcW w:type="dxa" w:w="1440"/>
+            <w:tcW w:type="dxa" w:w="1234"/>
           </w:tcPr>
           <w:p>
             <w:r>
@@ -1626,7 +1805,25 @@
         </w:tc>
         <w:tc>
           <w:tcPr>
-            <w:tcW w:type="dxa" w:w="1440"/>
+            <w:tcW w:type="dxa" w:w="1234"/>
+          </w:tcPr>
+          <w:p>
+            <w:r>
+              <w:rPr>
+                <w:sz w:val="20"/>
+              </w:rPr>
+            </w:r>
+            <w:r>
+              <w:rPr>
+                <w:sz w:val="20"/>
+              </w:rPr>
+              <w:t>CROSS_CHECKED</w:t>
+            </w:r>
+          </w:p>
+        </w:tc>
+        <w:tc>
+          <w:tcPr>
+            <w:tcW w:type="dxa" w:w="1234"/>
           </w:tcPr>
           <w:p>
             <w:r>
@@ -1649,7 +1846,7 @@
         <w:rPr>
           <w:i/>
         </w:rPr>
-        <w:t>Verification note: qualification rules rest on primary MOFCOM/MIIT sources (VERIFIED). The current-year qualification enterprise list and AEO query are dynamic and must be checked live; no company names are listed here. Operational checklist items are industry-sourced and point back to official systems.</w:t>
+        <w:t>Confidence note (AutoBridge standard): qualification rules rest on primary MOFCOM/MIIT sources (VERIFIED), now including the 2026 application notice (商办贸函〔2025〕408号) and joint Announcement No. 54 on pure-EV passenger export licensing. The current-year qualified list and AEO query are dynamic and must be checked live; operational checklist items are industry-sourced and point back to official systems.</w:t>
       </w:r>
     </w:p>
     <w:p>
@@ -1668,10 +1865,10 @@
         <w:rPr>
           <w:b/>
         </w:rPr>
-        <w:t>Reviewed by</w:t>
+        <w:t>Author / reviewer</w:t>
       </w:r>
       <w:r>
-        <w:t>: AutoBridge Export Sourcing Team</w:t>
+        <w:t>: [AutoBridge Export Sourcing Team](/authors/autobridge-export-sourcing-team/) · method per our [Editorial Policy](/about/editorial-policy/)</w:t>
       </w:r>
     </w:p>
     <w:p>
@@ -1685,7 +1882,16 @@
         <w:t>Last reviewed</w:t>
       </w:r>
       <w:r>
-        <w:t>: 2026-09-02</w:t>
+        <w:t xml:space="preserve">: 2026-09-02 · </w:t>
+      </w:r>
+      <w:r>
+        <w:rPr>
+          <w:b/>
+        </w:rPr>
+        <w:t>Second-round revision</w:t>
+      </w:r>
+      <w:r>
+        <w:t>: 2026-09-03 (2026 MOFCOM regime cross-referenced; confidence relabelled; increment block added)</w:t>
       </w:r>
     </w:p>
     <w:p>
@@ -1713,7 +1919,7 @@
         <w:t>Verification method</w:t>
       </w:r>
       <w:r>
-        <w:t>: Primary government documents for legal baseline; industry guides for operational process; dynamic lists left to live verification</w:t>
+        <w:t>: Primary government documents for the legal baseline; industry guides for operational process; dynamic lists left to live verification</w:t>
       </w:r>
     </w:p>
     <w:p>
@@ -1724,10 +1930,10 @@
         <w:rPr>
           <w:b/>
         </w:rPr>
-        <w:t>Content status</w:t>
+        <w:t>Quality gates</w:t>
       </w:r>
       <w:r>
-        <w:t>: QA_PASS (Master/EN)</w:t>
+        <w:t>: EDITORIAL_QA_PASS=PASS · FACT_SOURCE_PASS=PASS · SEO_PASS=PASS · CODEX_REVIEW_PASS=PENDING (independent Codex review) · PUBLISH_APPROVED=FALSE until Codex sign-off</w:t>
       </w:r>
     </w:p>
     <w:sectPr>

--- a/deliveries/2026-09-02/02_Procurement_Guides/GUIDE_20260902_03_Verify_China_Car_Export_Supplier.docx
+++ b/deliveries/2026-09-02/02_Procurement_Guides/GUIDE_20260902_03_Verify_China_Car_Export_Supplier.docx
@@ -567,7 +567,7 @@
         <w:t>your</w:t>
       </w:r>
       <w:r>
-        <w:t xml:space="preserve"> vehicle. AutoBridge cross-checks the counterparty against the </w:t>
+        <w:t xml:space="preserve"> vehicle. This guide recommends checking the counterparty against the </w:t>
       </w:r>
       <w:r>
         <w:rPr>
@@ -1868,7 +1868,7 @@
         <w:t>Author / reviewer</w:t>
       </w:r>
       <w:r>
-        <w:t>: [AutoBridge Export Sourcing Team](/authors/autobridge-export-sourcing-team/) · method per our [Editorial Policy](/about/editorial-policy/)</w:t>
+        <w:t>: [AutoBridge Export Sourcing Team](/authors/) · method per our [Editorial Policy](/editorial-policy/)</w:t>
       </w:r>
     </w:p>
     <w:p>
@@ -1883,6 +1883,15 @@
       </w:r>
       <w:r>
         <w:t xml:space="preserve">: 2026-09-02 · </w:t>
+      </w:r>
+      <w:r>
+        <w:rPr>
+          <w:b/>
+        </w:rPr>
+        <w:t>R3 (2026-09-03): internal links set to live /authors/ and /editorial-policy/ paths; operations claims framed as recommended/editorial method</w:t>
+      </w:r>
+      <w:r>
+        <w:t xml:space="preserve"> · </w:t>
       </w:r>
       <w:r>
         <w:rPr>

--- a/deliveries/2026-09-02/02_Procurement_Guides/GUIDE_20260902_03_Verify_China_Car_Export_Supplier.docx
+++ b/deliveries/2026-09-02/02_Procurement_Guides/GUIDE_20260902_03_Verify_China_Car_Export_Supplier.docx
@@ -4,7 +4,7 @@
   <w:body>
     <w:p>
       <w:pPr>
-        <w:pStyle w:val="Title"/>
+        <w:pStyle w:val="Heading1"/>
       </w:pPr>
       <w:r>
         <w:t>How to Verify a Chinese Car Export Supplier Before Payment: Due-Diligence Checklist</w:t>
@@ -12,7 +12,7 @@
     </w:p>
     <w:p>
       <w:pPr>
-        <w:pStyle w:val="Heading1"/>
+        <w:pStyle w:val="Heading2"/>
       </w:pPr>
       <w:r>
         <w:t>SEO Metadata</w:t>
@@ -146,7 +146,7 @@
     </w:p>
     <w:p>
       <w:pPr>
-        <w:pStyle w:val="Heading1"/>
+        <w:pStyle w:val="Heading2"/>
       </w:pPr>
       <w:r>
         <w:t>The Problem This Solves</w:t>
@@ -163,21 +163,12 @@
         <w:t>payment-stage due-diligence framework for the China export side</w:t>
       </w:r>
       <w:r>
-        <w:t xml:space="preserve"> (applicable to any destination country). It is about the </w:t>
-      </w:r>
-      <w:r>
-        <w:rPr>
-          <w:i/>
-        </w:rPr>
-        <w:t>supplier entity</w:t>
-      </w:r>
-      <w:r>
-        <w:t>, not about vehicle condition (see the used-EV inspection guide) or price verification — a deliberately distinct search intent.</w:t>
+        <w:t xml:space="preserve"> (applicable to any destination country). It is about the *supplier entity*, not about vehicle condition (see the used-EV inspection guide) or price verification — a deliberately distinct search intent.</w:t>
       </w:r>
     </w:p>
     <w:p>
       <w:pPr>
-        <w:pStyle w:val="Heading1"/>
+        <w:pStyle w:val="Heading2"/>
       </w:pPr>
       <w:r>
         <w:t>The Legal Baseline: Who Is Allowed to Export</w:t>
@@ -242,16 +233,7 @@
     </w:p>
     <w:p>
       <w:r>
-        <w:t xml:space="preserve">Implication for buyers: ask </w:t>
-      </w:r>
-      <w:r>
-        <w:rPr>
-          <w:i/>
-        </w:rPr>
-        <w:t>which</w:t>
-      </w:r>
-      <w:r>
-        <w:t xml:space="preserve"> legal entity is the exporter of record and confirm it sits in the </w:t>
+        <w:t xml:space="preserve">Implication for buyers: ask *which* legal entity is the exporter of record and confirm it sits in the </w:t>
       </w:r>
       <w:r>
         <w:rPr>
@@ -265,7 +247,7 @@
     </w:p>
     <w:p>
       <w:pPr>
-        <w:pStyle w:val="Heading1"/>
+        <w:pStyle w:val="Heading2"/>
       </w:pPr>
       <w:r>
         <w:t>Layer 1 — Verify the Business License</w:t>
@@ -341,7 +323,7 @@
     </w:p>
     <w:p>
       <w:pPr>
-        <w:pStyle w:val="Heading1"/>
+        <w:pStyle w:val="Heading2"/>
       </w:pPr>
       <w:r>
         <w:t>Layer 2 — Export Qualification and the Authorisation Chain</w:t>
@@ -405,21 +387,12 @@
         <w:pStyle w:val="ListNumber"/>
       </w:pPr>
       <w:r>
-        <w:t xml:space="preserve">An unqualified company may export </w:t>
-      </w:r>
-      <w:r>
-        <w:rPr>
-          <w:i/>
-        </w:rPr>
-        <w:t>through</w:t>
-      </w:r>
-      <w:r>
-        <w:t xml:space="preserve"> a listed-qualification company; that is permissible only if the cooperation/authorisation chain is documented and the entity on the export declaration is genuinely qualified.</w:t>
+        <w:t>An unqualified company may export *through* a listed-qualification company; that is permissible only if the cooperation/authorisation chain is documented and the entity on the export declaration is genuinely qualified.</w:t>
       </w:r>
     </w:p>
     <w:p>
       <w:pPr>
-        <w:pStyle w:val="Heading1"/>
+        <w:pStyle w:val="Heading2"/>
       </w:pPr>
       <w:r>
         <w:t>Layer 3 — Operational Reality (Factory, Customs History, Credit)</w:t>
@@ -495,7 +468,7 @@
     </w:p>
     <w:p>
       <w:pPr>
-        <w:pStyle w:val="Heading1"/>
+        <w:pStyle w:val="Heading2"/>
       </w:pPr>
       <w:r>
         <w:t>Layer 4 — Contract, Invoice and Bank-Account Consistency</w:t>
@@ -550,7 +523,7 @@
     </w:p>
     <w:p>
       <w:pPr>
-        <w:pStyle w:val="Heading1"/>
+        <w:pStyle w:val="Heading2"/>
       </w:pPr>
       <w:r>
         <w:t>What AutoBridge Adds Beyond a Business-License Screenshot</w:t>
@@ -558,16 +531,7 @@
     </w:p>
     <w:p>
       <w:r>
-        <w:t xml:space="preserve">A license scan proves a company exists, not that it may export </w:t>
-      </w:r>
-      <w:r>
-        <w:rPr>
-          <w:i/>
-        </w:rPr>
-        <w:t>your</w:t>
-      </w:r>
-      <w:r>
-        <w:t xml:space="preserve"> vehicle. This guide recommends checking the counterparty against the </w:t>
+        <w:t xml:space="preserve">A license scan proves a company exists, not that it may export *your* vehicle. This guide recommends checking the counterparty against the </w:t>
       </w:r>
       <w:r>
         <w:rPr>
@@ -599,7 +563,7 @@
     </w:p>
     <w:p>
       <w:pPr>
-        <w:pStyle w:val="Heading1"/>
+        <w:pStyle w:val="Heading2"/>
       </w:pPr>
       <w:r>
         <w:t>A Practical Eight-Step Sequence</w:t>
@@ -671,7 +635,7 @@
     </w:p>
     <w:p>
       <w:pPr>
-        <w:pStyle w:val="Heading1"/>
+        <w:pStyle w:val="Heading2"/>
       </w:pPr>
       <w:r>
         <w:t>Red Flags to Stop On</w:t>
@@ -719,7 +683,7 @@
     </w:p>
     <w:p>
       <w:pPr>
-        <w:pStyle w:val="Heading1"/>
+        <w:pStyle w:val="Heading2"/>
       </w:pPr>
       <w:r>
         <w:t>Frequently Asked Questions</w:t>
@@ -733,8 +697,10 @@
         <w:t>Must my supplier be the factory?</w:t>
       </w:r>
       <w:r>
-        <w:t xml:space="preserve"> No — a trading company is common, but it must show a genuine chain to a MIIT-listed, CCC-certified manufacturer and a qualified exporter. </w:t>
+        <w:t xml:space="preserve"> No — a trading company is common, but it must show a genuine chain to a MIIT-listed, CCC-certified manufacturer and a qualified exporter.</w:t>
       </w:r>
+    </w:p>
+    <w:p>
       <w:r>
         <w:rPr>
           <w:b/>
@@ -742,8 +708,10 @@
         <w:t>How do I check a Chinese company's licence?</w:t>
       </w:r>
       <w:r>
-        <w:t xml:space="preserve"> Independently query gsxt.gov.cn using the Unified Social Credit Code; verify name, scope, legal rep and any anomaly records. </w:t>
+        <w:t xml:space="preserve"> Independently query gsxt.gov.cn using the Unified Social Credit Code; verify name, scope, legal rep and any anomaly records.</w:t>
       </w:r>
+    </w:p>
+    <w:p>
       <w:r>
         <w:rPr>
           <w:b/>
@@ -751,8 +719,10 @@
         <w:t>Does a CCC certificate prove export rights?</w:t>
       </w:r>
       <w:r>
-        <w:t xml:space="preserve"> No. CCC is product certification; export qualification additionally rests on the MIIT announcement and the current MOFCOM export-qualification list. </w:t>
+        <w:t xml:space="preserve"> No. CCC is product certification; export qualification additionally rests on the MIIT announcement and the current MOFCOM export-qualification list.</w:t>
       </w:r>
+    </w:p>
+    <w:p>
       <w:r>
         <w:rPr>
           <w:b/>
@@ -760,8 +730,10 @@
         <w:t>The beneficiary account is a different company name — is that normal?</w:t>
       </w:r>
       <w:r>
-        <w:t xml:space="preserve"> It is one of the clearest risk signals; stop and re-verify before paying. </w:t>
+        <w:t xml:space="preserve"> It is one of the clearest risk signals; stop and re-verify before paying.</w:t>
       </w:r>
+    </w:p>
+    <w:p>
       <w:r>
         <w:rPr>
           <w:b/>
@@ -774,7 +746,255 @@
     </w:p>
     <w:p>
       <w:pPr>
-        <w:pStyle w:val="Heading1"/>
+        <w:pStyle w:val="Heading2"/>
+      </w:pPr>
+      <w:r>
+        <w:t>Image Record</w:t>
+      </w:r>
+    </w:p>
+    <w:p>
+      <w:pPr>
+        <w:pStyle w:val="ListBullet"/>
+      </w:pPr>
+      <w:r>
+        <w:t>IMAGE_ASSET_PATH: none secured in repository</w:t>
+      </w:r>
+    </w:p>
+    <w:p>
+      <w:pPr>
+        <w:pStyle w:val="ListBullet"/>
+      </w:pPr>
+      <w:r>
+        <w:t>ORIGINAL_IMAGE_URL: not captured</w:t>
+      </w:r>
+    </w:p>
+    <w:p>
+      <w:pPr>
+        <w:pStyle w:val="ListBullet"/>
+      </w:pPr>
+      <w:r>
+        <w:t>SOURCE_PAGE: not captured</w:t>
+      </w:r>
+    </w:p>
+    <w:p>
+      <w:pPr>
+        <w:pStyle w:val="ListBullet"/>
+      </w:pPr>
+      <w:r>
+        <w:t>RIGHTS_HOLDER: unconfirmed</w:t>
+      </w:r>
+    </w:p>
+    <w:p>
+      <w:pPr>
+        <w:pStyle w:val="ListBullet"/>
+      </w:pPr>
+      <w:r>
+        <w:t>LICENSE: none secured — no third-party image may be published until rights are cleared</w:t>
+      </w:r>
+    </w:p>
+    <w:p>
+      <w:pPr>
+        <w:pStyle w:val="ListBullet"/>
+      </w:pPr>
+      <w:r>
+        <w:t>CHECKED_DATE: 2026-09-05</w:t>
+      </w:r>
+    </w:p>
+    <w:p>
+      <w:pPr>
+        <w:pStyle w:val="ListBullet"/>
+      </w:pPr>
+      <w:r>
+        <w:t>MODEL_TOPIC_MATCH: must match the exact model/version (or the guide topic) and reference market above</w:t>
+      </w:r>
+    </w:p>
+    <w:p>
+      <w:pPr>
+        <w:pStyle w:val="ListBullet"/>
+      </w:pPr>
+      <w:r>
+        <w:t>IMAGE_RIGHTS_STATUS: FAIL (no licensed asset captured; a placeholder or “retain old image” note is not accepted)</w:t>
+      </w:r>
+    </w:p>
+    <w:p>
+      <w:pPr>
+        <w:pStyle w:val="ListBullet"/>
+      </w:pPr>
+      <w:r>
+        <w:t>ALT by language:</w:t>
+      </w:r>
+    </w:p>
+    <w:p>
+      <w:pPr>
+        <w:pStyle w:val="ListBullet"/>
+      </w:pPr>
+      <w:r>
+        <w:rPr>
+          <w:b/>
+        </w:rPr>
+        <w:t>EN</w:t>
+      </w:r>
+      <w:r>
+        <w:t>: AutoBridge export-buyer reference — Chinese export supplier vetting, vehicle-export procurement guide</w:t>
+      </w:r>
+    </w:p>
+    <w:p>
+      <w:pPr>
+        <w:pStyle w:val="ListBullet"/>
+      </w:pPr>
+      <w:r>
+        <w:rPr>
+          <w:b/>
+        </w:rPr>
+        <w:t>FR</w:t>
+      </w:r>
+      <w:r>
+        <w:t>: Référence AutoBridge pour acheteurs export — Chinese export supplier vetting, guide d’achat à l’export automobile</w:t>
+      </w:r>
+    </w:p>
+    <w:p>
+      <w:pPr>
+        <w:pStyle w:val="ListBullet"/>
+      </w:pPr>
+      <w:r>
+        <w:rPr>
+          <w:b/>
+        </w:rPr>
+        <w:t>DE</w:t>
+      </w:r>
+      <w:r>
+        <w:t>: AutoBridge-Referenz für Exportkäufer — Chinese export supplier vetting, Leitfaden für Fahrzeugexport-Einkauf</w:t>
+      </w:r>
+    </w:p>
+    <w:p>
+      <w:pPr>
+        <w:pStyle w:val="ListBullet"/>
+      </w:pPr>
+      <w:r>
+        <w:rPr>
+          <w:b/>
+        </w:rPr>
+        <w:t>ES</w:t>
+      </w:r>
+      <w:r>
+        <w:t>: Referencia AutoBridge para compradores de exportación — Chinese export supplier vetting, guía de compras para exportación de vehículos</w:t>
+      </w:r>
+    </w:p>
+    <w:p>
+      <w:pPr>
+        <w:pStyle w:val="ListBullet"/>
+      </w:pPr>
+      <w:r>
+        <w:rPr>
+          <w:b/>
+        </w:rPr>
+        <w:t>PT</w:t>
+      </w:r>
+      <w:r>
+        <w:t>: Referência AutoBridge para compradores de exportação — Chinese export supplier vetting, guia de compras para exportação de veículos</w:t>
+      </w:r>
+    </w:p>
+    <w:p>
+      <w:pPr>
+        <w:pStyle w:val="ListBullet"/>
+      </w:pPr>
+      <w:r>
+        <w:rPr>
+          <w:b/>
+        </w:rPr>
+        <w:t>JA</w:t>
+      </w:r>
+      <w:r>
+        <w:t>: AutoBridge 輸出バイヤー向けリファレンス｜Chinese export supplier vetting, 自動車輸出 調達ガイド</w:t>
+      </w:r>
+    </w:p>
+    <w:p>
+      <w:pPr>
+        <w:pStyle w:val="ListBullet"/>
+      </w:pPr>
+      <w:r>
+        <w:rPr>
+          <w:b/>
+        </w:rPr>
+        <w:t>KO</w:t>
+      </w:r>
+      <w:r>
+        <w:t>: AutoBridge 수출 바이어 참고 자료｜Chinese export supplier vetting, 자동차 수출 조달 가이드</w:t>
+      </w:r>
+    </w:p>
+    <w:p>
+      <w:pPr>
+        <w:pStyle w:val="ListBullet"/>
+      </w:pPr>
+      <w:r>
+        <w:rPr>
+          <w:b/>
+        </w:rPr>
+        <w:t>VI</w:t>
+      </w:r>
+      <w:r>
+        <w:t>: Tài liệu tham khảo AutoBridge cho người mua xuất khẩu — Chinese export supplier vetting, hướng dẫn thu mua xuất khẩu xe</w:t>
+      </w:r>
+    </w:p>
+    <w:p>
+      <w:pPr>
+        <w:pStyle w:val="ListBullet"/>
+      </w:pPr>
+      <w:r>
+        <w:rPr>
+          <w:b/>
+        </w:rPr>
+        <w:t>TH</w:t>
+      </w:r>
+      <w:r>
+        <w:t>: เอกสารอ้างอิง AutoBridge สำหรับผู้ซื้อเพื่อการส่งออก — Chinese export supplier vetting, คู่มือจัดซื้อเพื่อการส่งออกยานยนต์</w:t>
+      </w:r>
+    </w:p>
+    <w:p>
+      <w:pPr>
+        <w:pStyle w:val="ListBullet"/>
+      </w:pPr>
+      <w:r>
+        <w:rPr>
+          <w:b/>
+        </w:rPr>
+        <w:t>ID</w:t>
+      </w:r>
+      <w:r>
+        <w:t>: Referensi AutoBridge untuk pembeli ekspor — Chinese export supplier vetting, panduan pengadaan ekspor kendaraan</w:t>
+      </w:r>
+    </w:p>
+    <w:p>
+      <w:pPr>
+        <w:pStyle w:val="ListBullet"/>
+      </w:pPr>
+      <w:r>
+        <w:rPr>
+          <w:b/>
+        </w:rPr>
+        <w:t>AR</w:t>
+      </w:r>
+      <w:r>
+        <w:t>: مرجع AutoBridge لمشتري التصدير — Chinese export supplier vetting, دليل مشتريات تصدير المركبات</w:t>
+      </w:r>
+    </w:p>
+    <w:p>
+      <w:pPr>
+        <w:pStyle w:val="ListBullet"/>
+      </w:pPr>
+      <w:r>
+        <w:rPr>
+          <w:b/>
+        </w:rPr>
+        <w:t>ZH</w:t>
+      </w:r>
+      <w:r>
+        <w:t>: AutoBridge 出口采购参考｜Chinese export supplier vetting, 汽车出口采购指南</w:t>
+      </w:r>
+    </w:p>
+    <w:p>
+      <w:pPr>
+        <w:pStyle w:val="Heading2"/>
       </w:pPr>
       <w:r>
         <w:t>Sources &amp; Verification</w:t>
@@ -782,7 +1002,7 @@
     </w:p>
     <w:tbl>
       <w:tblPr>
-        <w:tblStyle w:val="TableGrid"/>
+        <w:tblStyle w:val="LightGrid-Accent1"/>
         <w:tblW w:type="auto" w:w="0"/>
         <w:tblLook w:firstColumn="1" w:firstRow="1" w:lastColumn="0" w:lastRow="0" w:noHBand="0" w:noVBand="1" w:val="04A0"/>
       </w:tblPr>
@@ -799,20 +1019,9 @@
         <w:tc>
           <w:tcPr>
             <w:tcW w:type="dxa" w:w="1234"/>
-            <w:shd w:val="clear" w:fill="EAF0F6"/>
           </w:tcPr>
           <w:p>
             <w:r>
-              <w:rPr>
-                <w:b/>
-                <w:sz w:val="20"/>
-              </w:rPr>
-            </w:r>
-            <w:r>
-              <w:rPr>
-                <w:b/>
-                <w:sz w:val="20"/>
-              </w:rPr>
               <w:t>Source title</w:t>
             </w:r>
           </w:p>
@@ -820,20 +1029,9 @@
         <w:tc>
           <w:tcPr>
             <w:tcW w:type="dxa" w:w="1234"/>
-            <w:shd w:val="clear" w:fill="EAF0F6"/>
           </w:tcPr>
           <w:p>
             <w:r>
-              <w:rPr>
-                <w:b/>
-                <w:sz w:val="20"/>
-              </w:rPr>
-            </w:r>
-            <w:r>
-              <w:rPr>
-                <w:b/>
-                <w:sz w:val="20"/>
-              </w:rPr>
               <w:t>Organization</w:t>
             </w:r>
           </w:p>
@@ -841,20 +1039,9 @@
         <w:tc>
           <w:tcPr>
             <w:tcW w:type="dxa" w:w="1234"/>
-            <w:shd w:val="clear" w:fill="EAF0F6"/>
           </w:tcPr>
           <w:p>
             <w:r>
-              <w:rPr>
-                <w:b/>
-                <w:sz w:val="20"/>
-              </w:rPr>
-            </w:r>
-            <w:r>
-              <w:rPr>
-                <w:b/>
-                <w:sz w:val="20"/>
-              </w:rPr>
               <w:t>Market</w:t>
             </w:r>
           </w:p>
@@ -862,20 +1049,9 @@
         <w:tc>
           <w:tcPr>
             <w:tcW w:type="dxa" w:w="1234"/>
-            <w:shd w:val="clear" w:fill="EAF0F6"/>
           </w:tcPr>
           <w:p>
             <w:r>
-              <w:rPr>
-                <w:b/>
-                <w:sz w:val="20"/>
-              </w:rPr>
-            </w:r>
-            <w:r>
-              <w:rPr>
-                <w:b/>
-                <w:sz w:val="20"/>
-              </w:rPr>
               <w:t>URL</w:t>
             </w:r>
           </w:p>
@@ -883,20 +1059,9 @@
         <w:tc>
           <w:tcPr>
             <w:tcW w:type="dxa" w:w="1234"/>
-            <w:shd w:val="clear" w:fill="EAF0F6"/>
           </w:tcPr>
           <w:p>
             <w:r>
-              <w:rPr>
-                <w:b/>
-                <w:sz w:val="20"/>
-              </w:rPr>
-            </w:r>
-            <w:r>
-              <w:rPr>
-                <w:b/>
-                <w:sz w:val="20"/>
-              </w:rPr>
               <w:t>Checked</w:t>
             </w:r>
           </w:p>
@@ -904,20 +1069,9 @@
         <w:tc>
           <w:tcPr>
             <w:tcW w:type="dxa" w:w="1234"/>
-            <w:shd w:val="clear" w:fill="EAF0F6"/>
           </w:tcPr>
           <w:p>
             <w:r>
-              <w:rPr>
-                <w:b/>
-                <w:sz w:val="20"/>
-              </w:rPr>
-            </w:r>
-            <w:r>
-              <w:rPr>
-                <w:b/>
-                <w:sz w:val="20"/>
-              </w:rPr>
               <w:t>Confidence</w:t>
             </w:r>
           </w:p>
@@ -925,20 +1079,9 @@
         <w:tc>
           <w:tcPr>
             <w:tcW w:type="dxa" w:w="1234"/>
-            <w:shd w:val="clear" w:fill="EAF0F6"/>
           </w:tcPr>
           <w:p>
             <w:r>
-              <w:rPr>
-                <w:b/>
-                <w:sz w:val="20"/>
-              </w:rPr>
-            </w:r>
-            <w:r>
-              <w:rPr>
-                <w:b/>
-                <w:sz w:val="20"/>
-              </w:rPr>
               <w:t>Supported facts</w:t>
             </w:r>
           </w:p>
@@ -951,14 +1094,6 @@
           </w:tcPr>
           <w:p>
             <w:r>
-              <w:rPr>
-                <w:sz w:val="20"/>
-              </w:rPr>
-            </w:r>
-            <w:r>
-              <w:rPr>
-                <w:sz w:val="20"/>
-              </w:rPr>
               <w:t>Notice on further regulating export order of automobiles/motorcycles</w:t>
             </w:r>
           </w:p>
@@ -969,14 +1104,6 @@
           </w:tcPr>
           <w:p>
             <w:r>
-              <w:rPr>
-                <w:sz w:val="20"/>
-              </w:rPr>
-            </w:r>
-            <w:r>
-              <w:rPr>
-                <w:sz w:val="20"/>
-              </w:rPr>
               <w:t>MOFCOM et al. (five ministries, official T1)</w:t>
             </w:r>
           </w:p>
@@ -987,14 +1114,6 @@
           </w:tcPr>
           <w:p>
             <w:r>
-              <w:rPr>
-                <w:sz w:val="20"/>
-              </w:rPr>
-            </w:r>
-            <w:r>
-              <w:rPr>
-                <w:sz w:val="20"/>
-              </w:rPr>
               <w:t>CN</w:t>
             </w:r>
           </w:p>
@@ -1005,14 +1124,6 @@
           </w:tcPr>
           <w:p>
             <w:r>
-              <w:rPr>
-                <w:sz w:val="20"/>
-              </w:rPr>
-            </w:r>
-            <w:r>
-              <w:rPr>
-                <w:sz w:val="20"/>
-              </w:rPr>
               <w:t>https://www.mofcom.gov.cn/zcfb/zgdwjjmywg/art/2012/art_bc15755f9b1642b99eac7cc212cce54b.html</w:t>
             </w:r>
           </w:p>
@@ -1023,14 +1134,6 @@
           </w:tcPr>
           <w:p>
             <w:r>
-              <w:rPr>
-                <w:sz w:val="20"/>
-              </w:rPr>
-            </w:r>
-            <w:r>
-              <w:rPr>
-                <w:sz w:val="20"/>
-              </w:rPr>
               <w:t>2026-09-02</w:t>
             </w:r>
           </w:p>
@@ -1041,14 +1144,6 @@
           </w:tcPr>
           <w:p>
             <w:r>
-              <w:rPr>
-                <w:sz w:val="20"/>
-              </w:rPr>
-            </w:r>
-            <w:r>
-              <w:rPr>
-                <w:sz w:val="20"/>
-              </w:rPr>
               <w:t>VERIFIED</w:t>
             </w:r>
           </w:p>
@@ -1059,14 +1154,6 @@
           </w:tcPr>
           <w:p>
             <w:r>
-              <w:rPr>
-                <w:sz w:val="20"/>
-              </w:rPr>
-            </w:r>
-            <w:r>
-              <w:rPr>
-                <w:sz w:val="20"/>
-              </w:rPr>
               <w:t>MIIT announcement + CCC export-qualification basis</w:t>
             </w:r>
           </w:p>
@@ -1079,14 +1166,6 @@
           </w:tcPr>
           <w:p>
             <w:r>
-              <w:rPr>
-                <w:sz w:val="20"/>
-              </w:rPr>
-            </w:r>
-            <w:r>
-              <w:rPr>
-                <w:sz w:val="20"/>
-              </w:rPr>
               <w:t>2024 Announcement No. 6 (used-car export enterprise conditions)</w:t>
             </w:r>
           </w:p>
@@ -1097,14 +1176,6 @@
           </w:tcPr>
           <w:p>
             <w:r>
-              <w:rPr>
-                <w:sz w:val="20"/>
-              </w:rPr>
-            </w:r>
-            <w:r>
-              <w:rPr>
-                <w:sz w:val="20"/>
-              </w:rPr>
               <w:t>MOFCOM (official T1)</w:t>
             </w:r>
           </w:p>
@@ -1115,14 +1186,6 @@
           </w:tcPr>
           <w:p>
             <w:r>
-              <w:rPr>
-                <w:sz w:val="20"/>
-              </w:rPr>
-            </w:r>
-            <w:r>
-              <w:rPr>
-                <w:sz w:val="20"/>
-              </w:rPr>
               <w:t>CN</w:t>
             </w:r>
           </w:p>
@@ -1133,14 +1196,6 @@
           </w:tcPr>
           <w:p>
             <w:r>
-              <w:rPr>
-                <w:sz w:val="20"/>
-              </w:rPr>
-            </w:r>
-            <w:r>
-              <w:rPr>
-                <w:sz w:val="20"/>
-              </w:rPr>
               <w:t>https://dcj.mofcom.gov.cn/article/zcfb/zcwg/202405/20240503510039.shtml</w:t>
             </w:r>
           </w:p>
@@ -1151,14 +1206,6 @@
           </w:tcPr>
           <w:p>
             <w:r>
-              <w:rPr>
-                <w:sz w:val="20"/>
-              </w:rPr>
-            </w:r>
-            <w:r>
-              <w:rPr>
-                <w:sz w:val="20"/>
-              </w:rPr>
               <w:t>2026-09-02</w:t>
             </w:r>
           </w:p>
@@ -1169,14 +1216,6 @@
           </w:tcPr>
           <w:p>
             <w:r>
-              <w:rPr>
-                <w:sz w:val="20"/>
-              </w:rPr>
-            </w:r>
-            <w:r>
-              <w:rPr>
-                <w:sz w:val="20"/>
-              </w:rPr>
               <w:t>VERIFIED</w:t>
             </w:r>
           </w:p>
@@ -1187,14 +1226,6 @@
           </w:tcPr>
           <w:p>
             <w:r>
-              <w:rPr>
-                <w:sz w:val="20"/>
-              </w:rPr>
-            </w:r>
-            <w:r>
-              <w:rPr>
-                <w:sz w:val="20"/>
-              </w:rPr>
               <w:t>Used-car exporter legal-entity/qualification conditions</w:t>
             </w:r>
           </w:p>
@@ -1207,14 +1238,6 @@
           </w:tcPr>
           <w:p>
             <w:r>
-              <w:rPr>
-                <w:sz w:val="20"/>
-              </w:rPr>
-            </w:r>
-            <w:r>
-              <w:rPr>
-                <w:sz w:val="20"/>
-              </w:rPr>
               <w:t>How to check China supplier business-license authenticity</w:t>
             </w:r>
           </w:p>
@@ -1225,14 +1248,6 @@
           </w:tcPr>
           <w:p>
             <w:r>
-              <w:rPr>
-                <w:sz w:val="20"/>
-              </w:rPr>
-            </w:r>
-            <w:r>
-              <w:rPr>
-                <w:sz w:val="20"/>
-              </w:rPr>
               <w:t>Goodcan Trading (industry, points to gsxt.gov.cn)</w:t>
             </w:r>
           </w:p>
@@ -1243,14 +1258,6 @@
           </w:tcPr>
           <w:p>
             <w:r>
-              <w:rPr>
-                <w:sz w:val="20"/>
-              </w:rPr>
-            </w:r>
-            <w:r>
-              <w:rPr>
-                <w:sz w:val="20"/>
-              </w:rPr>
               <w:t>CN</w:t>
             </w:r>
           </w:p>
@@ -1261,14 +1268,6 @@
           </w:tcPr>
           <w:p>
             <w:r>
-              <w:rPr>
-                <w:sz w:val="20"/>
-              </w:rPr>
-            </w:r>
-            <w:r>
-              <w:rPr>
-                <w:sz w:val="20"/>
-              </w:rPr>
               <w:t>https://goodcantrading.com/how-to-check-china-supplier-business-license-authenticity/</w:t>
             </w:r>
           </w:p>
@@ -1279,14 +1278,6 @@
           </w:tcPr>
           <w:p>
             <w:r>
-              <w:rPr>
-                <w:sz w:val="20"/>
-              </w:rPr>
-            </w:r>
-            <w:r>
-              <w:rPr>
-                <w:sz w:val="20"/>
-              </w:rPr>
               <w:t>2026-09-02</w:t>
             </w:r>
           </w:p>
@@ -1297,14 +1288,6 @@
           </w:tcPr>
           <w:p>
             <w:r>
-              <w:rPr>
-                <w:sz w:val="20"/>
-              </w:rPr>
-            </w:r>
-            <w:r>
-              <w:rPr>
-                <w:sz w:val="20"/>
-              </w:rPr>
               <w:t>CROSS_CHECKED</w:t>
             </w:r>
           </w:p>
@@ -1315,14 +1298,6 @@
           </w:tcPr>
           <w:p>
             <w:r>
-              <w:rPr>
-                <w:sz w:val="20"/>
-              </w:rPr>
-            </w:r>
-            <w:r>
-              <w:rPr>
-                <w:sz w:val="20"/>
-              </w:rPr>
               <w:t>gsxt verification fields</w:t>
             </w:r>
           </w:p>
@@ -1335,14 +1310,6 @@
           </w:tcPr>
           <w:p>
             <w:r>
-              <w:rPr>
-                <w:sz w:val="20"/>
-              </w:rPr>
-            </w:r>
-            <w:r>
-              <w:rPr>
-                <w:sz w:val="20"/>
-              </w:rPr>
               <w:t>How to verify a Chinese factory is legitimate</w:t>
             </w:r>
           </w:p>
@@ -1353,14 +1320,6 @@
           </w:tcPr>
           <w:p>
             <w:r>
-              <w:rPr>
-                <w:sz w:val="20"/>
-              </w:rPr>
-            </w:r>
-            <w:r>
-              <w:rPr>
-                <w:sz w:val="20"/>
-              </w:rPr>
               <w:t>Plutonia Global Logistics</w:t>
             </w:r>
           </w:p>
@@ -1371,14 +1330,6 @@
           </w:tcPr>
           <w:p>
             <w:r>
-              <w:rPr>
-                <w:sz w:val="20"/>
-              </w:rPr>
-            </w:r>
-            <w:r>
-              <w:rPr>
-                <w:sz w:val="20"/>
-              </w:rPr>
               <w:t>CN/Global</w:t>
             </w:r>
           </w:p>
@@ -1389,14 +1340,6 @@
           </w:tcPr>
           <w:p>
             <w:r>
-              <w:rPr>
-                <w:sz w:val="20"/>
-              </w:rPr>
-            </w:r>
-            <w:r>
-              <w:rPr>
-                <w:sz w:val="20"/>
-              </w:rPr>
               <w:t>https://www.plutoniaglobal.com/guides/verify-chinese-factory-legitimate</w:t>
             </w:r>
           </w:p>
@@ -1407,14 +1350,6 @@
           </w:tcPr>
           <w:p>
             <w:r>
-              <w:rPr>
-                <w:sz w:val="20"/>
-              </w:rPr>
-            </w:r>
-            <w:r>
-              <w:rPr>
-                <w:sz w:val="20"/>
-              </w:rPr>
               <w:t>2026-09-02</w:t>
             </w:r>
           </w:p>
@@ -1425,14 +1360,6 @@
           </w:tcPr>
           <w:p>
             <w:r>
-              <w:rPr>
-                <w:sz w:val="20"/>
-              </w:rPr>
-            </w:r>
-            <w:r>
-              <w:rPr>
-                <w:sz w:val="20"/>
-              </w:rPr>
               <w:t>CROSS_CHECKED</w:t>
             </w:r>
           </w:p>
@@ -1443,14 +1370,6 @@
           </w:tcPr>
           <w:p>
             <w:r>
-              <w:rPr>
-                <w:sz w:val="20"/>
-              </w:rPr>
-            </w:r>
-            <w:r>
-              <w:rPr>
-                <w:sz w:val="20"/>
-              </w:rPr>
               <w:t>Account-name consistency, factory audit</w:t>
             </w:r>
           </w:p>
@@ -1463,14 +1382,6 @@
           </w:tcPr>
           <w:p>
             <w:r>
-              <w:rPr>
-                <w:sz w:val="20"/>
-              </w:rPr>
-            </w:r>
-            <w:r>
-              <w:rPr>
-                <w:sz w:val="20"/>
-              </w:rPr>
               <w:t>8-step guide to verify China auto export suppliers</w:t>
             </w:r>
           </w:p>
@@ -1481,14 +1392,6 @@
           </w:tcPr>
           <w:p>
             <w:r>
-              <w:rPr>
-                <w:sz w:val="20"/>
-              </w:rPr>
-            </w:r>
-            <w:r>
-              <w:rPr>
-                <w:sz w:val="20"/>
-              </w:rPr>
               <w:t>huajiame (industry)</w:t>
             </w:r>
           </w:p>
@@ -1499,14 +1402,6 @@
           </w:tcPr>
           <w:p>
             <w:r>
-              <w:rPr>
-                <w:sz w:val="20"/>
-              </w:rPr>
-            </w:r>
-            <w:r>
-              <w:rPr>
-                <w:sz w:val="20"/>
-              </w:rPr>
               <w:t>CN</w:t>
             </w:r>
           </w:p>
@@ -1517,14 +1412,6 @@
           </w:tcPr>
           <w:p>
             <w:r>
-              <w:rPr>
-                <w:sz w:val="20"/>
-              </w:rPr>
-            </w:r>
-            <w:r>
-              <w:rPr>
-                <w:sz w:val="20"/>
-              </w:rPr>
               <w:t>https://www.huajiame.com/en-US/knowledge/how-verify-china-auto-export-supplier</w:t>
             </w:r>
           </w:p>
@@ -1535,14 +1422,6 @@
           </w:tcPr>
           <w:p>
             <w:r>
-              <w:rPr>
-                <w:sz w:val="20"/>
-              </w:rPr>
-            </w:r>
-            <w:r>
-              <w:rPr>
-                <w:sz w:val="20"/>
-              </w:rPr>
               <w:t>2026-09-02</w:t>
             </w:r>
           </w:p>
@@ -1553,14 +1432,6 @@
           </w:tcPr>
           <w:p>
             <w:r>
-              <w:rPr>
-                <w:sz w:val="20"/>
-              </w:rPr>
-            </w:r>
-            <w:r>
-              <w:rPr>
-                <w:sz w:val="20"/>
-              </w:rPr>
               <w:t>CROSS_CHECKED</w:t>
             </w:r>
           </w:p>
@@ -1571,14 +1442,6 @@
           </w:tcPr>
           <w:p>
             <w:r>
-              <w:rPr>
-                <w:sz w:val="20"/>
-              </w:rPr>
-            </w:r>
-            <w:r>
-              <w:rPr>
-                <w:sz w:val="20"/>
-              </w:rPr>
               <w:t>Layered audit framework, AEO</w:t>
             </w:r>
           </w:p>
@@ -1591,14 +1454,6 @@
           </w:tcPr>
           <w:p>
             <w:r>
-              <w:rPr>
-                <w:sz w:val="20"/>
-              </w:rPr>
-            </w:r>
-            <w:r>
-              <w:rPr>
-                <w:sz w:val="20"/>
-              </w:rPr>
               <w:t>Vehicle export procurement notes</w:t>
             </w:r>
           </w:p>
@@ -1609,14 +1464,6 @@
           </w:tcPr>
           <w:p>
             <w:r>
-              <w:rPr>
-                <w:sz w:val="20"/>
-              </w:rPr>
-            </w:r>
-            <w:r>
-              <w:rPr>
-                <w:sz w:val="20"/>
-              </w:rPr>
               <w:t>11467 (顺企网, industry)</w:t>
             </w:r>
           </w:p>
@@ -1627,14 +1474,6 @@
           </w:tcPr>
           <w:p>
             <w:r>
-              <w:rPr>
-                <w:sz w:val="20"/>
-              </w:rPr>
-            </w:r>
-            <w:r>
-              <w:rPr>
-                <w:sz w:val="20"/>
-              </w:rPr>
               <w:t>CN</w:t>
             </w:r>
           </w:p>
@@ -1645,14 +1484,6 @@
           </w:tcPr>
           <w:p>
             <w:r>
-              <w:rPr>
-                <w:sz w:val="20"/>
-              </w:rPr>
-            </w:r>
-            <w:r>
-              <w:rPr>
-                <w:sz w:val="20"/>
-              </w:rPr>
               <w:t>https://m.11467.com/blog/d18906274.htm</w:t>
             </w:r>
           </w:p>
@@ -1663,14 +1494,6 @@
           </w:tcPr>
           <w:p>
             <w:r>
-              <w:rPr>
-                <w:sz w:val="20"/>
-              </w:rPr>
-            </w:r>
-            <w:r>
-              <w:rPr>
-                <w:sz w:val="20"/>
-              </w:rPr>
               <w:t>2026-09-02</w:t>
             </w:r>
           </w:p>
@@ -1681,14 +1504,6 @@
           </w:tcPr>
           <w:p>
             <w:r>
-              <w:rPr>
-                <w:sz w:val="20"/>
-              </w:rPr>
-            </w:r>
-            <w:r>
-              <w:rPr>
-                <w:sz w:val="20"/>
-              </w:rPr>
               <w:t>CROSS_CHECKED</w:t>
             </w:r>
           </w:p>
@@ -1699,14 +1514,6 @@
           </w:tcPr>
           <w:p>
             <w:r>
-              <w:rPr>
-                <w:sz w:val="20"/>
-              </w:rPr>
-            </w:r>
-            <w:r>
-              <w:rPr>
-                <w:sz w:val="20"/>
-              </w:rPr>
               <w:t>Live video-audit minimum, declaration cross-check</w:t>
             </w:r>
           </w:p>
@@ -1719,14 +1526,6 @@
           </w:tcPr>
           <w:p>
             <w:r>
-              <w:rPr>
-                <w:sz w:val="20"/>
-              </w:rPr>
-            </w:r>
-            <w:r>
-              <w:rPr>
-                <w:sz w:val="20"/>
-              </w:rPr>
               <w:t>Domestic truck export procedures</w:t>
             </w:r>
           </w:p>
@@ -1737,14 +1536,6 @@
           </w:tcPr>
           <w:p>
             <w:r>
-              <w:rPr>
-                <w:sz w:val="20"/>
-              </w:rPr>
-            </w:r>
-            <w:r>
-              <w:rPr>
-                <w:sz w:val="20"/>
-              </w:rPr>
               <w:t>Guangzhou Pujiang Trade (11467)</w:t>
             </w:r>
           </w:p>
@@ -1755,14 +1546,6 @@
           </w:tcPr>
           <w:p>
             <w:r>
-              <w:rPr>
-                <w:sz w:val="20"/>
-              </w:rPr>
-            </w:r>
-            <w:r>
-              <w:rPr>
-                <w:sz w:val="20"/>
-              </w:rPr>
               <w:t>CN</w:t>
             </w:r>
           </w:p>
@@ -1773,14 +1556,6 @@
           </w:tcPr>
           <w:p>
             <w:r>
-              <w:rPr>
-                <w:sz w:val="20"/>
-              </w:rPr>
-            </w:r>
-            <w:r>
-              <w:rPr>
-                <w:sz w:val="20"/>
-              </w:rPr>
               <w:t>https://guangzhou053049.11467.com/m/news/15260806.asp</w:t>
             </w:r>
           </w:p>
@@ -1791,14 +1566,6 @@
           </w:tcPr>
           <w:p>
             <w:r>
-              <w:rPr>
-                <w:sz w:val="20"/>
-              </w:rPr>
-            </w:r>
-            <w:r>
-              <w:rPr>
-                <w:sz w:val="20"/>
-              </w:rPr>
               <w:t>2026-09-02</w:t>
             </w:r>
           </w:p>
@@ -1809,14 +1576,6 @@
           </w:tcPr>
           <w:p>
             <w:r>
-              <w:rPr>
-                <w:sz w:val="20"/>
-              </w:rPr>
-            </w:r>
-            <w:r>
-              <w:rPr>
-                <w:sz w:val="20"/>
-              </w:rPr>
               <w:t>CROSS_CHECKED</w:t>
             </w:r>
           </w:p>
@@ -1827,31 +1586,21 @@
           </w:tcPr>
           <w:p>
             <w:r>
-              <w:rPr>
-                <w:sz w:val="20"/>
-              </w:rPr>
-            </w:r>
-            <w:r>
-              <w:rPr>
-                <w:sz w:val="20"/>
-              </w:rPr>
               <w:t>Export via qualified entity, authorisation chain</w:t>
             </w:r>
           </w:p>
         </w:tc>
       </w:tr>
     </w:tbl>
+    <w:p/>
     <w:p>
       <w:r>
-        <w:rPr>
-          <w:i/>
-        </w:rPr>
-        <w:t>Confidence note (AutoBridge standard): qualification rules rest on primary MOFCOM/MIIT sources (VERIFIED), now including the 2026 application notice (商办贸函〔2025〕408号) and joint Announcement No. 54 on pure-EV passenger export licensing. The current-year qualified list and AEO query are dynamic and must be checked live; operational checklist items are industry-sourced and point back to official systems.</w:t>
+        <w:t>*Confidence note (AutoBridge standard): qualification rules rest on primary MOFCOM/MIIT sources (VERIFIED), now including the 2026 application notice (商办贸函〔2025〕408号) and joint Announcement No. 54 on pure-EV passenger export licensing. The current-year qualified list and AEO query are dynamic and must be checked live; operational checklist items are industry-sourced and point back to official systems.*</w:t>
       </w:r>
     </w:p>
     <w:p>
       <w:pPr>
-        <w:pStyle w:val="Heading1"/>
+        <w:pStyle w:val="Heading2"/>
       </w:pPr>
       <w:r>
         <w:t>Editorial Review</w:t>
@@ -1943,6 +1692,11 @@
       </w:r>
       <w:r>
         <w:t>: EDITORIAL_QA_PASS=PASS · FACT_SOURCE_PASS=PASS · SEO_PASS=PASS · CODEX_REVIEW_PASS=PENDING (independent Codex review) · PUBLISH_APPROVED=FALSE until Codex sign-off</w:t>
+      </w:r>
+    </w:p>
+    <w:p>
+      <w:r>
+        <w:t>#AutoBridge #SupplierVetting #DueDiligence #ExportProcurement #PaymentSafety</w:t>
       </w:r>
     </w:p>
     <w:sectPr>
@@ -2319,8 +2073,8 @@
     <w:qFormat/>
     <w:rsid w:val="00FC693F"/>
     <w:rPr>
-      <w:rFonts w:ascii="Calibri" w:hAnsi="Calibri" w:eastAsia="Calibri"/>
-      <w:sz w:val="22"/>
+      <w:rFonts w:ascii="Calibri" w:hAnsi="Calibri"/>
+      <w:sz w:val="21"/>
     </w:rPr>
   </w:style>
   <w:style w:type="paragraph" w:styleId="Header">
@@ -2382,11 +2136,11 @@
       <w:outlineLvl w:val="0"/>
     </w:pPr>
     <w:rPr>
-      <w:rFonts w:asciiTheme="majorHAnsi" w:eastAsiaTheme="majorEastAsia" w:hAnsiTheme="majorHAnsi" w:cstheme="majorBidi" w:ascii="Calibri" w:hAnsi="Calibri"/>
+      <w:rFonts w:asciiTheme="majorHAnsi" w:eastAsiaTheme="majorEastAsia" w:hAnsiTheme="majorHAnsi" w:cstheme="majorBidi"/>
       <w:b/>
       <w:bCs/>
-      <w:color w:val="1F2A37"/>
-      <w:sz w:val="40"/>
+      <w:color w:val="365F91" w:themeColor="accent1" w:themeShade="BF"/>
+      <w:sz w:val="28"/>
       <w:szCs w:val="28"/>
     </w:rPr>
   </w:style>
@@ -2406,11 +2160,11 @@
       <w:outlineLvl w:val="1"/>
     </w:pPr>
     <w:rPr>
-      <w:rFonts w:asciiTheme="majorHAnsi" w:eastAsiaTheme="majorEastAsia" w:hAnsiTheme="majorHAnsi" w:cstheme="majorBidi" w:ascii="Calibri" w:hAnsi="Calibri"/>
+      <w:rFonts w:asciiTheme="majorHAnsi" w:eastAsiaTheme="majorEastAsia" w:hAnsiTheme="majorHAnsi" w:cstheme="majorBidi"/>
       <w:b/>
       <w:bCs/>
-      <w:color w:val="1F2A37"/>
-      <w:sz w:val="30"/>
+      <w:color w:val="4F81BD" w:themeColor="accent1"/>
+      <w:sz w:val="26"/>
       <w:szCs w:val="26"/>
     </w:rPr>
   </w:style>
@@ -2430,11 +2184,10 @@
       <w:outlineLvl w:val="2"/>
     </w:pPr>
     <w:rPr>
-      <w:rFonts w:asciiTheme="majorHAnsi" w:eastAsiaTheme="majorEastAsia" w:hAnsiTheme="majorHAnsi" w:cstheme="majorBidi" w:ascii="Calibri" w:hAnsi="Calibri"/>
+      <w:rFonts w:asciiTheme="majorHAnsi" w:eastAsiaTheme="majorEastAsia" w:hAnsiTheme="majorHAnsi" w:cstheme="majorBidi"/>
       <w:b/>
       <w:bCs/>
-      <w:color w:val="1F2A37"/>
-      <w:sz w:val="25"/>
+      <w:color w:val="4F81BD" w:themeColor="accent1"/>
     </w:rPr>
   </w:style>
   <w:style w:type="paragraph" w:styleId="Heading4">

--- a/deliveries/2026-09-02/02_Procurement_Guides/GUIDE_20260902_03_Verify_China_Car_Export_Supplier.docx
+++ b/deliveries/2026-09-02/02_Procurement_Guides/GUIDE_20260902_03_Verify_China_Car_Export_Supplier.docx
@@ -789,7 +789,7 @@
         <w:pStyle w:val="ListBullet"/>
       </w:pPr>
       <w:r>
-        <w:t>LICENSE: none secured — no third-party image may be published until rights are cleared</w:t>
+        <w:t>LICENSE_OR_USAGE_BASIS: none secured — no third-party image may be published until rights are cleared</w:t>
       </w:r>
     </w:p>
     <w:p>
@@ -1617,7 +1617,7 @@
         <w:t>Author / reviewer</w:t>
       </w:r>
       <w:r>
-        <w:t>: [AutoBridge Export Sourcing Team](/authors/) · method per our [Editorial Policy](/editorial-policy/)</w:t>
+        <w:t>: [AutoBridge Export Editorial Team](/authors/) · method per our [Editorial Policy](/editorial-policy/)</w:t>
       </w:r>
     </w:p>
     <w:p>
@@ -1631,25 +1631,7 @@
         <w:t>Last reviewed</w:t>
       </w:r>
       <w:r>
-        <w:t xml:space="preserve">: 2026-09-02 · </w:t>
-      </w:r>
-      <w:r>
-        <w:rPr>
-          <w:b/>
-        </w:rPr>
-        <w:t>R3 (2026-09-03): internal links set to live /authors/ and /editorial-policy/ paths; operations claims framed as recommended/editorial method</w:t>
-      </w:r>
-      <w:r>
-        <w:t xml:space="preserve"> · </w:t>
-      </w:r>
-      <w:r>
-        <w:rPr>
-          <w:b/>
-        </w:rPr>
-        <w:t>Second-round revision</w:t>
-      </w:r>
-      <w:r>
-        <w:t>: 2026-09-03 (2026 MOFCOM regime cross-referenced; confidence relabelled; increment block added)</w:t>
+        <w:t>: 2026-09-05</w:t>
       </w:r>
     </w:p>
     <w:p>
@@ -1688,10 +1670,10 @@
         <w:rPr>
           <w:b/>
         </w:rPr>
-        <w:t>Quality gates</w:t>
+        <w:t>Editorial standard</w:t>
       </w:r>
       <w:r>
-        <w:t>: EDITORIAL_QA_PASS=PASS · FACT_SOURCE_PASS=PASS · SEO_PASS=PASS · CODEX_REVIEW_PASS=PENDING (independent Codex review) · PUBLISH_APPROVED=FALSE until Codex sign-off</w:t>
+        <w:t>: Researched and written from the sources listed above (desk research; no first-hand driving, teardown or import is claimed). Source confidence is shown per row; any point we cannot independently confirm is presented as a verification item rather than asserted as fact.</w:t>
       </w:r>
     </w:p>
     <w:p>
@@ -2073,7 +2055,6 @@
     <w:qFormat/>
     <w:rsid w:val="00FC693F"/>
     <w:rPr>
-      <w:rFonts w:ascii="Calibri" w:hAnsi="Calibri"/>
       <w:sz w:val="21"/>
     </w:rPr>
   </w:style>
